--- a/livrables/Memoire_KOGNI_ECM_Notse_version_revisee.docx
+++ b/livrables/Memoire_KOGNI_ECM_Notse_version_revisee.docx
@@ -319,8 +319,8 @@
       <w:pPr>
         <w:pBdr>
           <w:top w:val="single" w:color="1F3864" w:sz="12" w:space="6"/>
+          <w:left w:val="single" w:color="1F3864" w:sz="12" w:space="6"/>
           <w:bottom w:val="single" w:color="1F3864" w:sz="12" w:space="6"/>
-          <w:left w:val="single" w:color="1F3864" w:sz="12" w:space="6"/>
           <w:right w:val="single" w:color="1F3864" w:sz="12" w:space="6"/>
         </w:pBdr>
         <w:spacing w:after="0" w:before="0" w:line="300" w:lineRule="auto"/>
